--- a/Quanta, Actually - SERIES/QED Course/chapters/Lesson 01 Complex Numbers and Linear Algebra.docx
+++ b/Quanta, Actually - SERIES/QED Course/chapters/Lesson 01 Complex Numbers and Linear Algebra.docx
@@ -17,7 +17,7 @@
         <w:jc w:val="center"/>
       </w:pPr>
       <w:r>
-        <w:t>Lesson 1 of the Complete Quantum Electrodynamics Course</w:t>
+        <w:t>Lesson 1 of Quantum, Actually, Volume 2: A QED Course</w:t>
       </w:r>
     </w:p>
     <w:p>
@@ -483,6 +483,140 @@
         <w:spacing w:after="20"/>
       </w:pPr>
     </w:p>
+    <w:tbl>
+      <w:tblPr>
+        <w:tblW w:type="auto" w:w="0"/>
+        <w:jc w:val="center"/>
+        <w:tblLayout w:type="fixed"/>
+        <w:tblLook w:firstColumn="1" w:firstRow="1" w:lastColumn="0" w:lastRow="0" w:noHBand="0" w:noVBand="1" w:val="04A0"/>
+        <w:tblBorders>
+          <w:top w:val="single" w:sz="8" w:color="7FA7CF"/>
+          <w:left w:val="single" w:sz="8" w:color="7FA7CF"/>
+          <w:bottom w:val="single" w:sz="8" w:color="7FA7CF"/>
+          <w:right w:val="single" w:sz="8" w:color="7FA7CF"/>
+        </w:tblBorders>
+      </w:tblPr>
+      <w:tblGrid>
+        <w:gridCol w:w="9392"/>
+      </w:tblGrid>
+      <w:tr>
+        <w:tc>
+          <w:tcPr>
+            <w:tcW w:type="dxa" w:w="9392"/>
+            <w:shd w:fill="F3F7FB"/>
+            <w:tcMar>
+              <w:top w:w="140" w:type="dxa"/>
+              <w:start w:w="140" w:type="dxa"/>
+              <w:bottom w:w="140" w:type="dxa"/>
+              <w:end w:w="140" w:type="dxa"/>
+            </w:tcMar>
+          </w:tcPr>
+          <w:p>
+            <w:r>
+              <w:rPr>
+                <w:b/>
+                <w:color w:val="1F4E78"/>
+              </w:rPr>
+              <w:t>Coming from Prologue 4</w:t>
+            </w:r>
+          </w:p>
+          <w:p>
+            <w:pPr>
+              <w:spacing w:after="60"/>
+            </w:pPr>
+            <w:r>
+              <w:t>Prologue 4 described an arrow by two numbers (x, y), added arrows by adding parts, and turned and shrank them by multiplying. Section 1 gives that the standard names: the arrow is the complex number z = x + iy, its length squared is |z|² = z*z, and multiplying by e</w:t>
+            </w:r>
+            <w:r>
+              <w:rPr>
+                <w:vertAlign w:val="superscript"/>
+              </w:rPr>
+              <w:t>iφ</w:t>
+            </w:r>
+            <w:r>
+              <w:t xml:space="preserve"> turns it by φ. The stopwatch arrow of Prologue 1 is e</w:t>
+            </w:r>
+            <w:r>
+              <w:rPr>
+                <w:vertAlign w:val="superscript"/>
+              </w:rPr>
+              <w:t>−iEt/ℏ</w:t>
+            </w:r>
+            <w:r>
+              <w:t>. Nothing in Section 1 is new physics; it is the same arithmetic written compactly.</w:t>
+            </w:r>
+          </w:p>
+        </w:tc>
+      </w:tr>
+    </w:tbl>
+    <w:p>
+      <w:pPr>
+        <w:spacing w:after="80"/>
+      </w:pPr>
+    </w:p>
+    <w:p/>
+    <w:tbl>
+      <w:tblPr>
+        <w:tblW w:type="auto" w:w="0"/>
+        <w:jc w:val="center"/>
+        <w:tblLayout w:type="fixed"/>
+        <w:tblLook w:firstColumn="1" w:firstRow="1" w:lastColumn="0" w:lastRow="0" w:noHBand="0" w:noVBand="1" w:val="04A0"/>
+        <w:tblBorders>
+          <w:top w:val="single" w:sz="8" w:color="7FA7CF"/>
+          <w:left w:val="single" w:sz="8" w:color="7FA7CF"/>
+          <w:bottom w:val="single" w:sz="8" w:color="7FA7CF"/>
+          <w:right w:val="single" w:sz="8" w:color="7FA7CF"/>
+        </w:tblBorders>
+      </w:tblPr>
+      <w:tblGrid>
+        <w:gridCol w:w="9392"/>
+      </w:tblGrid>
+      <w:tr>
+        <w:tc>
+          <w:tcPr>
+            <w:tcW w:type="dxa" w:w="9392"/>
+            <w:shd w:fill="F3F7FB"/>
+            <w:tcMar>
+              <w:top w:w="140" w:type="dxa"/>
+              <w:start w:w="140" w:type="dxa"/>
+              <w:bottom w:w="140" w:type="dxa"/>
+              <w:end w:w="140" w:type="dxa"/>
+            </w:tcMar>
+          </w:tcPr>
+          <w:p>
+            <w:r>
+              <w:rPr>
+                <w:b/>
+                <w:color w:val="1F4E78"/>
+              </w:rPr>
+              <w:t>First pass: the result before the derivation</w:t>
+            </w:r>
+          </w:p>
+          <w:p>
+            <w:pPr>
+              <w:spacing w:after="60"/>
+            </w:pPr>
+            <w:r>
+              <w:t>Complex numbers are the arrows of Prologues 1–4; vectors, inner products and matrices are the bookkeeping for many arrows at once. Every later lesson writes amplitudes as complex numbers, probabilities as |amplitude|², and physical quantities as Hermitian matrices.</w:t>
+            </w:r>
+          </w:p>
+          <w:p>
+            <w:pPr>
+              <w:spacing w:after="60"/>
+            </w:pPr>
+            <w:r>
+              <w:t>If Prologue 4 felt comfortable, Section 1 is a fast review; the new material starts with vector spaces in Section 2.</w:t>
+            </w:r>
+          </w:p>
+        </w:tc>
+      </w:tr>
+    </w:tbl>
+    <w:p>
+      <w:pPr>
+        <w:spacing w:after="80"/>
+      </w:pPr>
+    </w:p>
+    <w:p/>
     <w:p>
       <w:pPr>
         <w:pStyle w:val="Heading2"/>
@@ -2187,7 +2321,13 @@
           </w:tcPr>
           <w:p>
             <w:r>
-              <w:t>Compute (2+3i)+(4−i), (2+3i)(4−i), and (2+3i)/(4−i).</w:t>
+              <w:rPr>
+                <w:b/>
+              </w:rPr>
+              <w:t>Core.</w:t>
+            </w:r>
+            <w:r>
+              <w:t xml:space="preserve"> Compute (2+3i)+(4−i), (2+3i)(4−i), and (2+3i)/(4−i).</w:t>
             </w:r>
           </w:p>
         </w:tc>
@@ -2225,7 +2365,13 @@
           </w:tcPr>
           <w:p>
             <w:r>
-              <w:t>Write −1+i√3 in polar form using a principal argument in (−π,π].</w:t>
+              <w:rPr>
+                <w:b/>
+              </w:rPr>
+              <w:t>Core.</w:t>
+            </w:r>
+            <w:r>
+              <w:t xml:space="preserve"> Write −1+i√3 in polar form using a principal argument in (−π,π].</w:t>
             </w:r>
           </w:p>
         </w:tc>
@@ -2261,7 +2407,13 @@
           </w:tcPr>
           <w:p>
             <w:r>
-              <w:t>Show directly that |zw|² = |z|²|w|².</w:t>
+              <w:rPr>
+                <w:b/>
+              </w:rPr>
+              <w:t>Core.</w:t>
+            </w:r>
+            <w:r>
+              <w:t xml:space="preserve"> Show directly that |zw|² = |z|²|w|².</w:t>
             </w:r>
           </w:p>
         </w:tc>
@@ -2299,7 +2451,22 @@
           </w:tcPr>
           <w:p>
             <w:r>
-              <w:t>Let A₁ = 1 and A₂ = e^(iφ). Find |A₁+A₂|² and evaluate it at φ = 0, π/2, and π.</w:t>
+              <w:rPr>
+                <w:b/>
+              </w:rPr>
+              <w:t>Core.</w:t>
+            </w:r>
+            <w:r>
+              <w:t xml:space="preserve"> Let A₁ = 1 and A₂ = e</w:t>
+            </w:r>
+            <w:r>
+              <w:rPr>
+                <w:vertAlign w:val="superscript"/>
+              </w:rPr>
+              <w:t>iφ</w:t>
+            </w:r>
+            <w:r>
+              <w:t>. Find |A₁+A₂|² and evaluate it at φ = 0, π/2, and π.</w:t>
             </w:r>
           </w:p>
         </w:tc>
@@ -2335,7 +2502,13 @@
           </w:tcPr>
           <w:p>
             <w:r>
-              <w:t>Determine whether (1,i)ᵀ and (i,1)ᵀ are orthogonal in ℂ².</w:t>
+              <w:rPr>
+                <w:b/>
+              </w:rPr>
+              <w:t>Core.</w:t>
+            </w:r>
+            <w:r>
+              <w:t xml:space="preserve"> Determine whether (1,i)ᵀ and (i,1)ᵀ are orthogonal in ℂ².</w:t>
             </w:r>
           </w:p>
         </w:tc>
@@ -2373,7 +2546,13 @@
           </w:tcPr>
           <w:p>
             <w:r>
-              <w:t>Normalize v = (1,1+i,2i)ᵀ.</w:t>
+              <w:rPr>
+                <w:b/>
+              </w:rPr>
+              <w:t>Core.</w:t>
+            </w:r>
+            <w:r>
+              <w:t xml:space="preserve"> Normalize v = (1,1+i,2i)ᵀ.</w:t>
             </w:r>
           </w:p>
         </w:tc>
@@ -2409,7 +2588,13 @@
           </w:tcPr>
           <w:p>
             <w:r>
-              <w:t>Express (5,1)ᵀ as a combination of f₁=(1,1)ᵀ and f₂=(1,−1)ᵀ.</w:t>
+              <w:rPr>
+                <w:b/>
+              </w:rPr>
+              <w:t>Extension.</w:t>
+            </w:r>
+            <w:r>
+              <w:t xml:space="preserve"> Express (5,1)ᵀ as a combination of f₁=(1,1)ᵀ and f₂=(1,−1)ᵀ.</w:t>
             </w:r>
           </w:p>
         </w:tc>
@@ -2447,7 +2632,13 @@
           </w:tcPr>
           <w:p>
             <w:r>
-              <w:t>Apply Gram–Schmidt to v₁=(1,1)ᵀ and v₂=(1,0)ᵀ.</w:t>
+              <w:rPr>
+                <w:b/>
+              </w:rPr>
+              <w:t>Extension.</w:t>
+            </w:r>
+            <w:r>
+              <w:t xml:space="preserve"> Apply Gram–Schmidt to v₁=(1,1)ᵀ and v₂=(1,0)ᵀ.</w:t>
             </w:r>
           </w:p>
         </w:tc>
@@ -2483,7 +2674,13 @@
           </w:tcPr>
           <w:p>
             <w:r>
-              <w:t>For A=[[1,2],[3,4]], compute det A, tr A, and A⁻¹.</w:t>
+              <w:rPr>
+                <w:b/>
+              </w:rPr>
+              <w:t>Core.</w:t>
+            </w:r>
+            <w:r>
+              <w:t xml:space="preserve"> For A=[[1,2],[3,4]], compute det A, tr A, and A⁻¹.</w:t>
             </w:r>
           </w:p>
         </w:tc>
@@ -2521,7 +2718,13 @@
           </w:tcPr>
           <w:p>
             <w:r>
-              <w:t>Find the eigenvalues and normalized eigenvectors of [[4,0],[0,−2]].</w:t>
+              <w:rPr>
+                <w:b/>
+              </w:rPr>
+              <w:t>Core.</w:t>
+            </w:r>
+            <w:r>
+              <w:t xml:space="preserve"> Find the eigenvalues and normalized eigenvectors of [[4,0],[0,−2]].</w:t>
             </w:r>
           </w:p>
         </w:tc>
@@ -2557,7 +2760,13 @@
           </w:tcPr>
           <w:p>
             <w:r>
-              <w:t>Show that eigenvalues of a unitary matrix have modulus one.</w:t>
+              <w:rPr>
+                <w:b/>
+              </w:rPr>
+              <w:t>Extension.</w:t>
+            </w:r>
+            <w:r>
+              <w:t xml:space="preserve"> Show that eigenvalues of a unitary matrix have modulus one.</w:t>
             </w:r>
           </w:p>
         </w:tc>
@@ -2595,7 +2804,13 @@
           </w:tcPr>
           <w:p>
             <w:r>
-              <w:t>Show that an expectation value ⟨ψ|A|ψ⟩ is real when A is Hermitian.</w:t>
+              <w:rPr>
+                <w:b/>
+              </w:rPr>
+              <w:t>Extension.</w:t>
+            </w:r>
+            <w:r>
+              <w:t xml:space="preserve"> Show that an expectation value ⟨ψ|A|ψ⟩ is real when A is Hermitian.</w:t>
             </w:r>
           </w:p>
         </w:tc>
@@ -2631,7 +2846,13 @@
           </w:tcPr>
           <w:p>
             <w:r>
-              <w:t>Compute σₓσᵧ and σᵧσₓ, then find [σₓ,σᵧ].</w:t>
+              <w:rPr>
+                <w:b/>
+              </w:rPr>
+              <w:t>Core.</w:t>
+            </w:r>
+            <w:r>
+              <w:t xml:space="preserve"> Compute σₓσᵧ and σᵧσₓ, then find [σₓ,σᵧ].</w:t>
             </w:r>
           </w:p>
         </w:tc>
@@ -2669,7 +2890,13 @@
           </w:tcPr>
           <w:p>
             <w:r>
-              <w:t>Find normalized eigenvectors of σᵧ for eigenvalues +1 and −1.</w:t>
+              <w:rPr>
+                <w:b/>
+              </w:rPr>
+              <w:t>Extension.</w:t>
+            </w:r>
+            <w:r>
+              <w:t xml:space="preserve"> Find normalized eigenvectors of σᵧ for eigenvalues +1 and −1.</w:t>
             </w:r>
           </w:p>
         </w:tc>
@@ -2705,7 +2932,31 @@
           </w:tcPr>
           <w:p>
             <w:r>
-              <w:t>Let |ψ⟩=(cos(θ/2), e^(iφ)sin(θ/2))ᵀ. Verify normalization and compute ⟨σ_z⟩.</w:t>
+              <w:rPr>
+                <w:b/>
+              </w:rPr>
+              <w:t>Extension.</w:t>
+            </w:r>
+            <w:r>
+              <w:t xml:space="preserve"> Let |ψ⟩=(cos(θ/2), e</w:t>
+            </w:r>
+            <w:r>
+              <w:rPr>
+                <w:vertAlign w:val="superscript"/>
+              </w:rPr>
+              <w:t>iφ</w:t>
+            </w:r>
+            <w:r>
+              <w:t>sin(θ/2))ᵀ. Verify normalization and compute ⟨σ</w:t>
+            </w:r>
+            <w:r>
+              <w:rPr>
+                <w:vertAlign w:val="subscript"/>
+              </w:rPr>
+              <w:t>z</w:t>
+            </w:r>
+            <w:r>
+              <w:t>⟩.</w:t>
             </w:r>
           </w:p>
         </w:tc>
@@ -2743,7 +2994,13 @@
           </w:tcPr>
           <w:p>
             <w:r>
-              <w:t>Challenge: prove the Cauchy Schwarz inequality |⟨u|v⟩|² ≤ ⟨u|u⟩⟨v|v⟩ by considering ‖u−cv‖² with a suitable c.</w:t>
+              <w:rPr>
+                <w:b/>
+              </w:rPr>
+              <w:t>Challenge.</w:t>
+            </w:r>
+            <w:r>
+              <w:t xml:space="preserve"> Prove the Cauchy Schwarz inequality |⟨u|v⟩|² ≤ ⟨u|u⟩⟨v|v⟩ by considering ‖u−cv‖² with a suitable c.</w:t>
             </w:r>
           </w:p>
         </w:tc>
@@ -2765,6 +3022,14 @@
       </w:pPr>
       <w:r>
         <w:t>Solutions</w:t>
+      </w:r>
+    </w:p>
+    <w:p>
+      <w:r>
+        <w:rPr>
+          <w:i/>
+        </w:rPr>
+        <w:t>Attempt each exercise before reading its solution. If you are stuck, read only the first sentence of the solution, then try again.</w:t>
       </w:r>
     </w:p>
     <w:p>
@@ -2996,63 +3261,12 @@
         <w:pStyle w:val="Heading2"/>
       </w:pPr>
       <w:r>
-        <w:t>Mastery checklist</w:t>
+        <w:t>Mastery check</w:t>
       </w:r>
     </w:p>
     <w:p>
-      <w:pPr>
-        <w:pStyle w:val="ListBullet"/>
-      </w:pPr>
       <w:r>
-        <w:t>I can move freely between Cartesian and polar forms of a complex number.</w:t>
-      </w:r>
-    </w:p>
-    <w:p>
-      <w:pPr>
-        <w:pStyle w:val="ListBullet"/>
-      </w:pPr>
-      <w:r>
-        <w:t>I automatically conjugate the bra when calculating a complex inner product.</w:t>
-      </w:r>
-    </w:p>
-    <w:p>
-      <w:pPr>
-        <w:pStyle w:val="ListBullet"/>
-      </w:pPr>
-      <w:r>
-        <w:t>I can normalize a vector and construct a projector from it.</w:t>
-      </w:r>
-    </w:p>
-    <w:p>
-      <w:pPr>
-        <w:pStyle w:val="ListBullet"/>
-      </w:pPr>
-      <w:r>
-        <w:t>I can find eigenvalues and eigenvectors of a 2 × 2 matrix.</w:t>
-      </w:r>
-    </w:p>
-    <w:p>
-      <w:pPr>
-        <w:pStyle w:val="ListBullet"/>
-      </w:pPr>
-      <w:r>
-        <w:t>I can test whether a matrix is Hermitian or unitary.</w:t>
-      </w:r>
-    </w:p>
-    <w:p>
-      <w:pPr>
-        <w:pStyle w:val="ListBullet"/>
-      </w:pPr>
-      <w:r>
-        <w:t>I can translate simple bra-ket expressions into matrix multiplication.</w:t>
-      </w:r>
-    </w:p>
-    <w:p>
-      <w:pPr>
-        <w:pStyle w:val="ListBullet"/>
-      </w:pPr>
-      <w:r>
-        <w:t>I can calculate with Pauli matrices without treating them as mysterious symbols.</w:t>
+        <w:t>Before moving on, do the Core exercises without looking at the solutions and state this lesson's main result from memory. If both go smoothly, continue; if not, reread the sections the missed exercises cite.</w:t>
       </w:r>
     </w:p>
     <w:p>
@@ -3104,7 +3318,7 @@
         <w:color w:val="5A5A5A"/>
         <w:sz w:val="16"/>
       </w:rPr>
-      <w:t>QED Course   Lesson 1</w:t>
+      <w:t>A QED Course   Lesson 1</w:t>
     </w:r>
   </w:p>
 </w:hdr>
